--- a/Cover_Letters/Shinoy_CGI_Nederland_Test_Engineer___System_Engineer_Cover_Letter.docx
+++ b/Cover_Letters/Shinoy_CGI_Nederland_Test_Engineer___System_Engineer_Cover_Letter.docx
@@ -14,7 +14,7 @@
     </w:p>
     <w:p>
       <w:r>
-        <w:t>September 05, 2026</w:t>
+        <w:t>September 27, 2026</w:t>
       </w:r>
     </w:p>
     <w:p>
@@ -35,12 +35,7 @@
     </w:p>
     <w:p>
       <w:r>
-        <w:t>Your work on the Galileo satellite navigation program at CGI caught my attention because it involves mission-critical systems where precision matters. Throughout my background in testing and quality assurance, I have focused on writing clear test procedures, managing test documentation, and performing thorough integration and verification work. I am comfortable adapting to custom technical environments and handling changing priorities without losing sight of accuracy.</w:t>
-      </w:r>
-    </w:p>
-    <w:p>
-      <w:r>
-        <w:t>I also bring experience with AI-assisted tooling like Gemini Code Assist to streamline test generation and support deployment scripts. Working on location in Noordwijk or at your office suits my working style, and I am ready to contribute to your testing team.</w:t>
+        <w:t>Your work on the Galileo satellite navigation program at CGI caught my attention because it combines complex technical systems with high standards for verification and documentation. Throughout my career in quality assurance, I have focused on careful test execution, traceability, and investigating findings in structured environments. I am comfortable working with custom tools, handling vague or changing requirements, and operating on location when needed.</w:t>
       </w:r>
     </w:p>
     <w:p>
